--- a/homework/hw-06.docx
+++ b/homework/hw-06.docx
@@ -238,7 +238,7 @@
           <w:i/>
           <w:iCs/>
         </w:rPr>
-        <w:t xml:space="preserve">(The Ianfluenza screening example from class is fair game, but a CJ example of your own is better.)</w:t>
+        <w:t xml:space="preserve">(The Ianfluenza screening example from Session 3 is fair game, but a CJ example of your own is better.)</w:t>
       </w:r>
     </w:p>
     <w:bookmarkEnd w:id="20"/>

--- a/homework/hw-06.docx
+++ b/homework/hw-06.docx
@@ -15,7 +15,7 @@
         <w:pStyle w:val="Subtitle"/>
       </w:pPr>
       <w:r>
-        <w:t xml:space="preserve">CRJU 705 · due before noon Tuesday ahead of Session 7</w:t>
+        <w:t xml:space="preserve">CRJU 705 · due by 11:59 pm Sunday ahead of Session 7</w:t>
       </w:r>
     </w:p>
     <w:p>
